--- a/docs/5 - מסמך אבטחת מידע - ARI.docx
+++ b/docs/5 - מסמך אבטחת מידע - ARI.docx
@@ -52,7 +52,7 @@
           <w:rFonts w:ascii="Arial" w:cs="Arial" w:eastAsia="Arial" w:hAnsi="Arial"/>
           <w:rtl/>
         </w:rPr>
-        <w:t xml:space="preserve">תרגיל סיום — Internet Technologies | RUNI CS 2026 עודכן: 19 באוגוסט 2026</w:t>
+        <w:t xml:space="preserve">תרגיל סיום — Internet Technologies | RUNI CS 2026 עודכן: 25 באוגוסט 2026</w:t>
       </w:r>
     </w:p>
     <w:p>
